--- a/state-vignettes/arizona_highway_report.docx
+++ b/state-vignettes/arizona_highway_report.docx
@@ -10,12 +10,12 @@
         <w:rPr>
           <w:color w:val="FF5500"/>
         </w:rPr>
-        <w:t>Arizona Ranks 41st in the Nation in Highway Performance and Cost-Effectiveness</w:t>
+        <w:t>Arizona Ranks 42nd in the Nation in Highway Performance and Cost-Effectiveness</w:t>
       </w:r>
     </w:p>
     <w:p>
       <w:r>
-        <w:t>Arizona’s highway system ranks 41st in the nation in overall cost-effectiveness and condition.</w:t>
+        <w:t>Arizona’s highway system ranks 42nd in the nation in overall cost-effectiveness and condition.</w:t>
       </w:r>
     </w:p>
     <w:p>
@@ -25,42 +25,42 @@
     </w:p>
     <w:p>
       <w:r>
-        <w:t>In safety and condition categories, Arizona’s highways rank 24th in urban Interstate pavement condition, 45th in rural Interstate pavement condition, 20th in urban arterial pavement condition, 42nd in rural arterial pavement condition, 1st in structurally deficient bridges, 43rd in urban fatality rate, and 39th in rural fatality rate.</w:t>
+        <w:t>In safety and condition categories, Arizona’s highways rank 22nd in urban Interstate pavement condition, 42nd in rural Interstate pavement condition, 21st in urban arterial pavement condition, 46th in rural arterial pavement condition, 2nd in structurally deficient bridges, 43rd in urban fatality rate, and 40th in rural fatality rate.</w:t>
       </w:r>
     </w:p>
     <w:p>
       <w:r>
-        <w:t>Arizona ranks 11th out of the 50 states in traffic congestion, and its drivers spend 13.77 hours a year stuck in traffic congestion.</w:t>
+        <w:t>Arizona ranks 35th out of the 50 states in traffic congestion, and its drivers spend 32.3 hours a year stuck in traffic congestion.</w:t>
       </w:r>
     </w:p>
     <w:p>
       <w:r>
-        <w:t>In spending and cost-effectiveness, Arizona ranks 29th in capital and bridge disbursements, which are the costs of building new roads and bridges and widening existing ones. Arizona ranks 12th in maintenance spending, such as the costs of repaving roads and filling in potholes. Arizona’s administrative disbursements, including office spending that doesn’t make its way to roads, rank 48th nationwide.</w:t>
+        <w:t>In spending and cost-effectiveness, Arizona ranks 32nd in capital and bridge disbursements, which are the costs of building new roads and bridges and widening existing ones. Arizona ranks 10th in maintenance spending, such as the costs of repaving roads and filling in potholes. Arizona’s administrative disbursements, including office spending that doesn’t make its way to roads, rank 46th nationwide.</w:t>
       </w:r>
     </w:p>
     <w:p>
       <w:r>
-        <w:t>Compared to last year, Arizona has the following notable changes in rankings: Other Fatality Rate worsened by 7 points, from 41 to 48; Rural Other Principal Arterial Pavement Condition worsened by 12 points, from 30 to 42; Rural Fatality Rate improved by 6 points, from 45 to 39; Urbanized Area Congestion improved by 19 points, from 30 to 11; Urban Fatality Rate worsened by 5 points, from 38 to 43; Urban Interstate Pavement Condition worsened by 12 points, from 12 to 24; Administrative Disbursements worsened by 7 points, from 41 to 48; Maintenance Disbursements worsened by 5 points, from 7 to 12; Other Disbursements worsened by 6 points, from 30 to 36; Overall worsened by 12 points, from 29 to 41.</w:t>
+        <w:t>Compared to last year, Arizona has the following notable changes in rankings: Other Disbursements worsened by 7 points, from 36 to 43; Urbanized Area Congestion worsened by 24 points, from 11 to 35.</w:t>
       </w:r>
     </w:p>
     <w:p>
       <w:r>
-        <w:t>Compared to neighboring and nearby states, Arizona’s overall highway performance is worse than New Mexico (39th) and Utah (10th); better than Colorado (42nd).</w:t>
+        <w:t>Compared to neighboring and nearby states, Arizona’s overall highway performance is worse than New Mexico (39th) and Utah (3rd); better than Colorado (45th).</w:t>
       </w:r>
     </w:p>
     <w:p>
       <w:r>
-        <w:t>Comparing its overall performance to similarly populated states, Arizona ranks worse than Tennessee (12th); better than Washington (48th).</w:t>
+        <w:t>Comparing its overall performance to similarly populated states, Arizona ranks worse than Tennessee (16th); better than Washington (49th).</w:t>
       </w:r>
     </w:p>
     <w:p>
       <w:r>
-        <w:t>Arizona’s highway system ranks 41st out of 50 states overall this year, compared to 29th last year.</w:t>
+        <w:t>Arizona’s highway system ranks 42nd out of 50 states overall this year, compared to 41st last year.</w:t>
       </w:r>
     </w:p>
     <w:p>
       <w:r>
-        <w:t>“In terms of improving in the road condition and performance categories, Arizona should focus on reducing Other Fatality Rate and Administrative Disbursements. Arizona’s rank of 48th in Other Fatality Rate makes it one of the worst in the nation for this safety metric,” said Baruch Feigenbaum, lead author of the 29th Annual Highway Report and senior managing director of transportation policy at Reason Foundation.</w:t>
+        <w:t>“In terms of improving in the road condition and performance categories, Arizona should focus on reducing Other Fatality Rate and Administrative Disbursements. Arizona’s rank of 50th in Other Fatality Rate makes it one of the worst in the nation for this safety metric,” said Baruch Feigenbaum, lead author of the 30th Annual Highway Report and senior managing director of transportation policy at Reason Foundation.</w:t>
       </w:r>
     </w:p>
     <w:p>
@@ -70,7 +70,7 @@
           <w:color w:val="FF5500"/>
           <w:sz w:val="28"/>
         </w:rPr>
-        <w:t>ARIZONA’S RANKINGS IN THE 29TH ANNUAL HIGHWAY REPORT</w:t>
+        <w:t>ARIZONA’S RANKINGS IN THE 30TH ANNUAL HIGHWAY REPORT</w:t>
       </w:r>
     </w:p>
     <w:tbl>
@@ -148,7 +148,7 @@
               <w:rPr>
                 <w:sz w:val="20"/>
               </w:rPr>
-              <w:t>41</w:t>
+              <w:t>42</w:t>
             </w:r>
           </w:p>
         </w:tc>
@@ -179,7 +179,7 @@
               <w:rPr>
                 <w:sz w:val="20"/>
               </w:rPr>
-              <w:t>29</w:t>
+              <w:t>32</w:t>
             </w:r>
           </w:p>
         </w:tc>
@@ -212,7 +212,7 @@
               <w:rPr>
                 <w:sz w:val="20"/>
               </w:rPr>
-              <w:t>12</w:t>
+              <w:t>10</w:t>
             </w:r>
           </w:p>
         </w:tc>
@@ -243,7 +243,7 @@
               <w:rPr>
                 <w:sz w:val="20"/>
               </w:rPr>
-              <w:t>48</w:t>
+              <w:t>46</w:t>
             </w:r>
           </w:p>
         </w:tc>
@@ -276,7 +276,7 @@
               <w:rPr>
                 <w:sz w:val="20"/>
               </w:rPr>
-              <w:t>36</w:t>
+              <w:t>43</w:t>
             </w:r>
           </w:p>
         </w:tc>
@@ -307,7 +307,7 @@
               <w:rPr>
                 <w:sz w:val="20"/>
               </w:rPr>
-              <w:t>45</w:t>
+              <w:t>42</w:t>
             </w:r>
           </w:p>
         </w:tc>
@@ -340,7 +340,7 @@
               <w:rPr>
                 <w:sz w:val="20"/>
               </w:rPr>
-              <w:t>42</w:t>
+              <w:t>46</w:t>
             </w:r>
           </w:p>
         </w:tc>
@@ -371,7 +371,7 @@
               <w:rPr>
                 <w:sz w:val="20"/>
               </w:rPr>
-              <w:t>24</w:t>
+              <w:t>22</w:t>
             </w:r>
           </w:p>
         </w:tc>
@@ -404,7 +404,7 @@
               <w:rPr>
                 <w:sz w:val="20"/>
               </w:rPr>
-              <w:t>20</w:t>
+              <w:t>21</w:t>
             </w:r>
           </w:p>
         </w:tc>
@@ -435,7 +435,7 @@
               <w:rPr>
                 <w:sz w:val="20"/>
               </w:rPr>
-              <w:t>11</w:t>
+              <w:t>35</w:t>
             </w:r>
           </w:p>
         </w:tc>
@@ -468,7 +468,7 @@
               <w:rPr>
                 <w:sz w:val="20"/>
               </w:rPr>
-              <w:t>1</w:t>
+              <w:t>2</w:t>
             </w:r>
           </w:p>
         </w:tc>
@@ -499,7 +499,7 @@
               <w:rPr>
                 <w:sz w:val="20"/>
               </w:rPr>
-              <w:t>39</w:t>
+              <w:t>40</w:t>
             </w:r>
           </w:p>
         </w:tc>
@@ -563,7 +563,7 @@
               <w:rPr>
                 <w:sz w:val="20"/>
               </w:rPr>
-              <w:t>48</w:t>
+              <w:t>50</w:t>
             </w:r>
           </w:p>
         </w:tc>
@@ -572,12 +572,12 @@
     <w:p>
       <w:r>
         <w:br/>
-        <w:t>Reason Foundation’s 29th Annual Highway Report measures the condition and cost- effectiveness of state-controlled highways in 13 categories, including pavement and bridge conditions, traffic fatalities, and spending. In the performance categories, ranking first implies the state has the best or lowest fatality rate and its road pavement is in the best condition. A ranking of 50th in performance categories means the state has the worst fatality rates or pavement conditions. In simplified terms, in the cost-effectiveness categories, a rank of 50 means the state spends more money, and a first-place ranking means the state spends less money than other states in that category.</w:t>
+        <w:t>Reason Foundation’s 30th Annual Highway Report measures the condition and cost-effectiveness of state-controlled highways in 13 categories, including pavement and bridge conditions, traffic fatalities, and spending. In the performance categories, ranking first implies the state has the best or lowest fatality rate and its road pavement is in the best condition. A ranking of 50th in performance categories means the state has the worst fatality rates or pavement conditions. In simplified terms, in the cost-effectiveness categories, a rank of 50 means the state spends more money, and a first-place ranking means the state spends less money than other states in that category.</w:t>
       </w:r>
     </w:p>
     <w:p>
       <w:r>
-        <w:t>The report’s data are primarily information each state directly reported to the Federal Highway Administration for 2023. Better Roads and Bridges provides the deficient bridge data, and INRIX.com provides the traffic congestion data.</w:t>
+        <w:t>The report’s data are primarily information each state directly reported to the Federal Highway Administration for 2024. Better Roads and Bridges provides the deficient bridge data, and INRIX.com provides the traffic congestion data.</w:t>
       </w:r>
     </w:p>
     <w:sectPr>
